--- a/Report.docx
+++ b/Report.docx
@@ -4,7 +4,15 @@
   <w:body>
     <w:p>
       <w:r>
-        <w:t>Team Members: Patriel Stapleton and Helen Radomski</w:t>
+        <w:t xml:space="preserve">Team Members: </w:t>
+      </w:r>
+      <w:proofErr w:type="spellStart"/>
+      <w:r>
+        <w:t>Patriel</w:t>
+      </w:r>
+      <w:proofErr w:type="spellEnd"/>
+      <w:r>
+        <w:t xml:space="preserve"> Stapleton and Helen Radomski</w:t>
       </w:r>
     </w:p>
     <w:p/>
@@ -25,12 +33,15 @@
         <w:t>d</w:t>
       </w:r>
       <w:r>
-        <w:t xml:space="preserve"> when 95% of actors had received a message 10 times</w:t>
+        <w:t xml:space="preserve"> when 95% of actors had received a message</w:t>
       </w:r>
       <w:r>
         <w:t xml:space="preserve"> in gossip or maintained a ratio for three rounds in push-sum</w:t>
       </w:r>
       <w:r>
+        <w:t xml:space="preserve"> (in the case of n=10, however, a threshold of 90% was used, to allow a leeway of one node)</w:t>
+      </w:r>
+      <w:r>
         <w:t>.</w:t>
       </w:r>
       <w:r>
@@ -49,7 +60,13 @@
         <w:t>.</w:t>
       </w:r>
       <w:r>
-        <w:t xml:space="preserve"> We ran the tests for n values of (10, 100, 1_000, 10_000) for full, 3D, and imperfect 3D topologies and (10, 100, 1_000) for line topology.</w:t>
+        <w:t xml:space="preserve"> We ran </w:t>
+      </w:r>
+      <w:r>
+        <w:t xml:space="preserve">gossip </w:t>
+      </w:r>
+      <w:r>
+        <w:t>tests for n values of (10, 100, 1_000, 10_000) for full, 3D, and imperfect 3D topologies and (10, 100, 1_000) for line topology.</w:t>
       </w:r>
     </w:p>
     <w:p>
@@ -105,7 +122,21 @@
         <w:t>As shown in this graph, line topology performed the worst for the gossip algorithm</w:t>
       </w:r>
       <w:r>
-        <w:t xml:space="preserve"> at lower n values, and was not able to finish for higher n values</w:t>
+        <w:t xml:space="preserve"> at </w:t>
+      </w:r>
+      <w:r>
+        <w:t>most</w:t>
+      </w:r>
+      <w:r>
+        <w:t xml:space="preserve"> n values and </w:t>
+      </w:r>
+      <w:proofErr w:type="gramStart"/>
+      <w:r>
+        <w:t>was not able to</w:t>
+      </w:r>
+      <w:proofErr w:type="gramEnd"/>
+      <w:r>
+        <w:t xml:space="preserve"> finish for higher n values</w:t>
       </w:r>
       <w:r>
         <w:t xml:space="preserve">. We were able to deduce that this was due to the sparse neighborhood each actor had. Each time an actor received a message, it had a 50% chance of sending that message to a neighbor it had already messaged. This meant </w:t>
@@ -144,7 +175,11 @@
         <w:t xml:space="preserve"> if</w:t>
       </w:r>
       <w:r>
-        <w:t xml:space="preserve"> the first actor chosen w</w:t>
+        <w:t xml:space="preserve"> the first actor chosen </w:t>
+      </w:r>
+      <w:proofErr w:type="gramStart"/>
+      <w:r>
+        <w:t>w</w:t>
       </w:r>
       <w:r>
         <w:t>ere</w:t>
@@ -152,6 +187,7 @@
       <w:r>
         <w:t xml:space="preserve">  a</w:t>
       </w:r>
+      <w:proofErr w:type="gramEnd"/>
       <w:r>
         <w:rPr>
           <w:vertAlign w:val="subscript"/>
@@ -209,17 +245,31 @@
         <w:t>.</w:t>
       </w:r>
       <w:r>
-        <w:t xml:space="preserve"> The success of this topology can be pictured as a ripple effect, where activity stems from the activation point and spreads in every direction. There are multiple paths between nodes, so they are less likely to become isolated.</w:t>
+        <w:t xml:space="preserve"> The success of this topology can be pictured as a ripple effect, where activity stems from the activation point and spreads in every direction. There are multiple paths between nodes, so they </w:t>
+      </w:r>
+      <w:r>
+        <w:lastRenderedPageBreak/>
+        <w:t>are less likely to become isolated.</w:t>
       </w:r>
       <w:r>
         <w:t xml:space="preserve"> </w:t>
       </w:r>
       <w:r>
-        <w:t xml:space="preserve">Each newly activated node opens up new options for future </w:t>
-      </w:r>
-      <w:r>
-        <w:lastRenderedPageBreak/>
-        <w:t xml:space="preserve">activations. </w:t>
+        <w:t xml:space="preserve">Each newly activated node </w:t>
+      </w:r>
+      <w:proofErr w:type="gramStart"/>
+      <w:r>
+        <w:t>opens up</w:t>
+      </w:r>
+      <w:proofErr w:type="gramEnd"/>
+      <w:r>
+        <w:t xml:space="preserve"> </w:t>
+      </w:r>
+      <w:r>
+        <w:t xml:space="preserve">multiple </w:t>
+      </w:r>
+      <w:r>
+        <w:t xml:space="preserve">new options for future activations. </w:t>
       </w:r>
       <w:r>
         <w:t>The i</w:t>
@@ -240,7 +290,15 @@
         <w:t xml:space="preserve">. </w:t>
       </w:r>
       <w:r>
-        <w:t>This makes sense, as a random actor activated somewhere else in the topology could trigger activation for a number of actors that would otherwise have to wait for growth to spread node by node.</w:t>
+        <w:t xml:space="preserve">This makes sense, as a random actor activated somewhere else in the topology could trigger activation for </w:t>
+      </w:r>
+      <w:proofErr w:type="gramStart"/>
+      <w:r>
+        <w:t>a number of</w:t>
+      </w:r>
+      <w:proofErr w:type="gramEnd"/>
+      <w:r>
+        <w:t xml:space="preserve"> actors that would otherwise have to wait for growth to spread node by node.</w:t>
       </w:r>
     </w:p>
     <w:p>
@@ -255,7 +313,13 @@
     <w:p/>
     <w:p>
       <w:r>
-        <w:t>For push sum testing, we also used a convergence threshold of 95%. We used values (10, 100, 1_000, 10_000) for full, 3D and imperfect 3D topologies, but were only able to use (10, 100) for the line topology.</w:t>
+        <w:t>For push sum testing, we also used a convergence threshold of 95%</w:t>
+      </w:r>
+      <w:r>
+        <w:t xml:space="preserve"> (or 90% for n=10)</w:t>
+      </w:r>
+      <w:r>
+        <w:t>. We used values (10, 100, 1_000, 10_000) for full, 3D and imperfect 3D topologies, but were only able to use (10, 100) for the line topology.</w:t>
       </w:r>
     </w:p>
     <w:p>
@@ -314,19 +378,68 @@
         <w:t>line topology.</w:t>
       </w:r>
       <w:r>
-        <w:t xml:space="preserve"> This follows the same reasoning as when applied to the gossip algorithm, but in the case of push sum, the situation is even more dramatic. A node will deactivate itself after just 3 rounds of not receiving any transmissions, making it even more likely that premature deactivation will impede convergence. With just one or two neighbors in a line topology, it becomes more likely that such a case will happen.</w:t>
-      </w:r>
-      <w:r>
-        <w:t xml:space="preserve"> All tests run with line topology for values higher than 100 showed good growth initially, but eventually reached a stalling point. We suspect this is because with such high values of n it becomes extremely likely that somewhere along the line a node becomes inactive too soon, choking its neighbors and stopping progress.</w:t>
+        <w:t xml:space="preserve"> This follows the same reasoning as when applied to the gossip algorithm, but in the case of push</w:t>
+      </w:r>
+      <w:r>
+        <w:t>-</w:t>
+      </w:r>
+      <w:r>
+        <w:t xml:space="preserve">sum, the situation is even more dramatic. A node will deactivate itself after just 3 rounds of not receiving any transmissions, making it even more likely that premature deactivation will impede convergence. With just one or two neighbors in a line topology, it becomes more likely that such a </w:t>
+      </w:r>
+      <w:r>
+        <w:t>situation</w:t>
+      </w:r>
+      <w:r>
+        <w:t xml:space="preserve"> will happen.</w:t>
+      </w:r>
+      <w:r>
+        <w:t xml:space="preserve"> All tests run with line topology for values higher than 100 showed good growth </w:t>
+      </w:r>
+      <w:proofErr w:type="gramStart"/>
+      <w:r>
+        <w:t>initially, but</w:t>
+      </w:r>
+      <w:proofErr w:type="gramEnd"/>
+      <w:r>
+        <w:t xml:space="preserve"> eventually reached a stalling point. We suspect this is because with such high values of n it becomes extremely likely that somewhere along the line a node becomes inactive too soon, choking its neighbors and stopping progress.</w:t>
       </w:r>
     </w:p>
     <w:p>
       <w:r>
         <w:lastRenderedPageBreak/>
-        <w:t>Again, with this algorithm we can see that full topology performs well at small n, but takes off after n=1,000. This follows the same reasoning as it applied to the gossip algorithm. A node must experience consistency for 3 rounds to count as having reached convergence, but if it happens too early, it loses the chance of activating other nodes, a crucial step</w:t>
-      </w:r>
-      <w:r>
-        <w:t>. In a fully connected topology, it is more likely that a node could be activated at random, and remain untouched for 3 rounds, leading to deactivation. Unlike the linear topology, however, this does not lead to stalling. Inactive nodes can always be activated by any other nodes, it just may take some time to be randomly selected.</w:t>
+        <w:t>Again, with th</w:t>
+      </w:r>
+      <w:r>
+        <w:t>e push-sum</w:t>
+      </w:r>
+      <w:r>
+        <w:t xml:space="preserve"> algorithm we can see that full topology performs well at small </w:t>
+      </w:r>
+      <w:proofErr w:type="gramStart"/>
+      <w:r>
+        <w:t>n, but</w:t>
+      </w:r>
+      <w:proofErr w:type="gramEnd"/>
+      <w:r>
+        <w:t xml:space="preserve"> takes off after n=1,000. </w:t>
+      </w:r>
+      <w:r>
+        <w:t>A similar reasoning applied in the gossip algorithm applies here too</w:t>
+      </w:r>
+      <w:r>
+        <w:t>. A node must experience consistency for 3 rounds to count as having reached convergence, but if it happens too early, it loses the chance of activating other nodes, a crucial step</w:t>
+      </w:r>
+      <w:r>
+        <w:t xml:space="preserve"> in reaching full convergence</w:t>
+      </w:r>
+      <w:r>
+        <w:t>. In a fully connected topology, it is more likely that a node could be activated at random, and remain untouched for 3 rounds, leading to deactivation. Unlike the linear topology, however, this does not lead to stalling. Inactive nodes can always be activated by any other node</w:t>
+      </w:r>
+      <w:r>
+        <w:t>;</w:t>
+      </w:r>
+      <w:r>
+        <w:t xml:space="preserve"> it just may take some time to be randomly selected.</w:t>
       </w:r>
     </w:p>
     <w:p>
@@ -355,6 +468,8 @@
         <w:t>slows and convergence sets in all at once.</w:t>
       </w:r>
     </w:p>
+    <w:p/>
+    <w:p/>
     <w:sectPr>
       <w:pgSz w:w="12240" w:h="15840"/>
       <w:pgMar w:top="1440" w:right="1440" w:bottom="1440" w:left="1440" w:header="720" w:footer="720" w:gutter="0"/>

--- a/Report.docx
+++ b/Report.docx
@@ -4,18 +4,9 @@
   <w:body>
     <w:p>
       <w:r>
-        <w:t xml:space="preserve">Team Members: </w:t>
-      </w:r>
-      <w:proofErr w:type="spellStart"/>
-      <w:r>
-        <w:t>Patriel</w:t>
-      </w:r>
-      <w:proofErr w:type="spellEnd"/>
-      <w:r>
-        <w:t xml:space="preserve"> Stapleton and Helen Radomski</w:t>
+        <w:t>Team Members: Patriel Stapleton and Helen Radomski</w:t>
       </w:r>
     </w:p>
-    <w:p/>
     <w:p>
       <w:r>
         <w:t>Due to randomness, there is a possibility of certain nodes never becoming activated</w:t>
@@ -90,7 +81,7 @@
                     <pic:cNvPicPr/>
                   </pic:nvPicPr>
                   <pic:blipFill>
-                    <a:blip r:embed="rId4">
+                    <a:blip r:embed="rId5">
                       <a:extLst>
                         <a:ext uri="{28A0092B-C50C-407E-A947-70E740481C1C}">
                           <a14:useLocalDpi xmlns:a14="http://schemas.microsoft.com/office/drawing/2010/main" val="0"/>
@@ -128,15 +119,7 @@
         <w:t>most</w:t>
       </w:r>
       <w:r>
-        <w:t xml:space="preserve"> n values and </w:t>
-      </w:r>
-      <w:proofErr w:type="gramStart"/>
-      <w:r>
-        <w:t>was not able to</w:t>
-      </w:r>
-      <w:proofErr w:type="gramEnd"/>
-      <w:r>
-        <w:t xml:space="preserve"> finish for higher n values</w:t>
+        <w:t xml:space="preserve"> n values and was not able to finish for higher n values</w:t>
       </w:r>
       <w:r>
         <w:t xml:space="preserve">. We were able to deduce that this was due to the sparse neighborhood each actor had. Each time an actor received a message, it had a 50% chance of sending that message to a neighbor it had already messaged. This meant </w:t>
@@ -177,17 +160,12 @@
       <w:r>
         <w:t xml:space="preserve"> the first actor chosen </w:t>
       </w:r>
-      <w:proofErr w:type="gramStart"/>
-      <w:r>
-        <w:t>w</w:t>
-      </w:r>
-      <w:r>
-        <w:t>ere</w:t>
-      </w:r>
-      <w:r>
-        <w:t xml:space="preserve">  a</w:t>
-      </w:r>
-      <w:proofErr w:type="gramEnd"/>
+      <w:r>
+        <w:t xml:space="preserve">was </w:t>
+      </w:r>
+      <w:r>
+        <w:t>a</w:t>
+      </w:r>
       <w:r>
         <w:rPr>
           <w:vertAlign w:val="subscript"/>
@@ -245,72 +223,60 @@
         <w:t>.</w:t>
       </w:r>
       <w:r>
-        <w:t xml:space="preserve"> The success of this topology can be pictured as a ripple effect, where activity stems from the activation point and spreads in every direction. There are multiple paths between nodes, so they </w:t>
+        <w:t xml:space="preserve"> The success of this topology can be pictured as a ripple effect, where activity stems from the activation point and spreads in every direction. There are multiple paths between nodes, so they are less likely to become isolated.</w:t>
+      </w:r>
+      <w:r>
+        <w:t xml:space="preserve"> </w:t>
+      </w:r>
+      <w:r>
+        <w:t xml:space="preserve">Each newly activated node opens up </w:t>
+      </w:r>
+      <w:r>
+        <w:t xml:space="preserve">multiple </w:t>
+      </w:r>
+      <w:r>
+        <w:t xml:space="preserve">new options for future activations. </w:t>
+      </w:r>
+      <w:r>
+        <w:t>The i</w:t>
+      </w:r>
+      <w:r>
+        <w:t xml:space="preserve">mperfect 3D algorithm was </w:t>
+      </w:r>
+      <w:r>
+        <w:t xml:space="preserve">slightly </w:t>
+      </w:r>
+      <w:r>
+        <w:t>faster than the 3D</w:t>
+      </w:r>
+      <w:r>
+        <w:t xml:space="preserve"> in most cases</w:t>
+      </w:r>
+      <w:r>
+        <w:t xml:space="preserve">. </w:t>
+      </w:r>
+      <w:r>
+        <w:t xml:space="preserve">This </w:t>
       </w:r>
       <w:r>
         <w:lastRenderedPageBreak/>
-        <w:t>are less likely to become isolated.</w:t>
-      </w:r>
-      <w:r>
-        <w:t xml:space="preserve"> </w:t>
-      </w:r>
-      <w:r>
-        <w:t xml:space="preserve">Each newly activated node </w:t>
-      </w:r>
-      <w:proofErr w:type="gramStart"/>
-      <w:r>
-        <w:t>opens up</w:t>
-      </w:r>
-      <w:proofErr w:type="gramEnd"/>
-      <w:r>
-        <w:t xml:space="preserve"> </w:t>
-      </w:r>
-      <w:r>
-        <w:t xml:space="preserve">multiple </w:t>
-      </w:r>
-      <w:r>
-        <w:t xml:space="preserve">new options for future activations. </w:t>
-      </w:r>
-      <w:r>
-        <w:t>The i</w:t>
-      </w:r>
-      <w:r>
-        <w:t xml:space="preserve">mperfect 3D algorithm was </w:t>
-      </w:r>
-      <w:r>
-        <w:t xml:space="preserve">slightly </w:t>
-      </w:r>
-      <w:r>
-        <w:t>faster than the 3D</w:t>
-      </w:r>
-      <w:r>
-        <w:t xml:space="preserve"> in most cases</w:t>
-      </w:r>
-      <w:r>
-        <w:t xml:space="preserve">. </w:t>
-      </w:r>
-      <w:r>
-        <w:t xml:space="preserve">This makes sense, as a random actor activated somewhere else in the topology could trigger activation for </w:t>
-      </w:r>
-      <w:proofErr w:type="gramStart"/>
-      <w:r>
-        <w:t>a number of</w:t>
-      </w:r>
-      <w:proofErr w:type="gramEnd"/>
-      <w:r>
-        <w:t xml:space="preserve"> actors that would otherwise have to wait for growth to spread node by node.</w:t>
+        <w:t>makes sense, as a random actor activated somewhere else in the topology could trigger activation for a number of actors that would otherwise have to wait for growth to spread node by node.</w:t>
       </w:r>
     </w:p>
     <w:p>
       <w:r>
-        <w:t xml:space="preserve">The full topology performed well in small tests, but times for it grew rapidly at higher values of n. This makes sense, as small topologies still allow each node a high chance of being selected for a message. At higher values of n, with only one active node at the start, each </w:t>
+        <w:t xml:space="preserve">The full topology performed well in small tests, but </w:t>
+      </w:r>
+      <w:r>
+        <w:t>the duration to convergence</w:t>
+      </w:r>
+      <w:r>
+        <w:t xml:space="preserve"> grew rapidly at higher values of n. This makes sense, as small topologies still allow each node a high chance of being selected for a message. At higher values of n, with only one active node at the start, each </w:t>
       </w:r>
       <w:r>
         <w:t>inactive node has a very small chance of becoming activated. As a result, growth moves slowly.</w:t>
       </w:r>
     </w:p>
-    <w:p/>
-    <w:p/>
     <w:p>
       <w:r>
         <w:t>For push sum testing, we also used a convergence threshold of 95%</w:t>
@@ -343,7 +309,7 @@
                     <pic:cNvPicPr/>
                   </pic:nvPicPr>
                   <pic:blipFill>
-                    <a:blip r:embed="rId5">
+                    <a:blip r:embed="rId6">
                       <a:extLst>
                         <a:ext uri="{28A0092B-C50C-407E-A947-70E740481C1C}">
                           <a14:useLocalDpi xmlns:a14="http://schemas.microsoft.com/office/drawing/2010/main" val="0"/>
@@ -393,47 +359,46 @@
         <w:t xml:space="preserve"> will happen.</w:t>
       </w:r>
       <w:r>
-        <w:t xml:space="preserve"> All tests run with line topology for values higher than 100 showed good growth </w:t>
-      </w:r>
-      <w:proofErr w:type="gramStart"/>
-      <w:r>
-        <w:t>initially, but</w:t>
-      </w:r>
-      <w:proofErr w:type="gramEnd"/>
-      <w:r>
-        <w:t xml:space="preserve"> eventually reached a stalling point. We suspect this is because with such high values of n it becomes extremely likely that somewhere along the line a node becomes inactive too soon, choking its neighbors and stopping progress.</w:t>
+        <w:t xml:space="preserve"> All tests run with line topology for values higher than 100 showed good growth initially, but eventually reached a stalling point. We suspect this is because with such high values of n</w:t>
+      </w:r>
+      <w:r>
+        <w:t>,</w:t>
+      </w:r>
+      <w:r>
+        <w:t xml:space="preserve"> it becomes extremely likely that somewhere along the line a node becomes inactive too soon, choking its neighbors and stopping progress.</w:t>
       </w:r>
     </w:p>
     <w:p>
       <w:r>
+        <w:t>Again, with th</w:t>
+      </w:r>
+      <w:r>
+        <w:t>e push-sum</w:t>
+      </w:r>
+      <w:r>
+        <w:t xml:space="preserve"> algorithm</w:t>
+      </w:r>
+      <w:r>
+        <w:t>,</w:t>
+      </w:r>
+      <w:r>
+        <w:t xml:space="preserve"> we can see that full topology performs well at small n, but takes off after n=1,000. </w:t>
+      </w:r>
+      <w:r>
+        <w:t>Similar to what we observed in the gossip algorithm, a</w:t>
+      </w:r>
+      <w:r>
+        <w:t xml:space="preserve"> node must experience consistency for 3 rounds to count as having reached convergence, but if it happens too early, it loses the chance of activating other nodes, a crucial step</w:t>
+      </w:r>
+      <w:r>
+        <w:t xml:space="preserve"> in reaching full convergence</w:t>
+      </w:r>
+      <w:r>
+        <w:t xml:space="preserve">. In a fully connected topology, it is more likely that a node could be activated at random and remain </w:t>
+      </w:r>
+      <w:r>
         <w:lastRenderedPageBreak/>
-        <w:t>Again, with th</w:t>
-      </w:r>
-      <w:r>
-        <w:t>e push-sum</w:t>
-      </w:r>
-      <w:r>
-        <w:t xml:space="preserve"> algorithm we can see that full topology performs well at small </w:t>
-      </w:r>
-      <w:proofErr w:type="gramStart"/>
-      <w:r>
-        <w:t>n, but</w:t>
-      </w:r>
-      <w:proofErr w:type="gramEnd"/>
-      <w:r>
-        <w:t xml:space="preserve"> takes off after n=1,000. </w:t>
-      </w:r>
-      <w:r>
-        <w:t>A similar reasoning applied in the gossip algorithm applies here too</w:t>
-      </w:r>
-      <w:r>
-        <w:t>. A node must experience consistency for 3 rounds to count as having reached convergence, but if it happens too early, it loses the chance of activating other nodes, a crucial step</w:t>
-      </w:r>
-      <w:r>
-        <w:t xml:space="preserve"> in reaching full convergence</w:t>
-      </w:r>
-      <w:r>
-        <w:t>. In a fully connected topology, it is more likely that a node could be activated at random, and remain untouched for 3 rounds, leading to deactivation. Unlike the linear topology, however, this does not lead to stalling. Inactive nodes can always be activated by any other node</w:t>
+        <w:t>untouched for 3 rounds, leading to deactivation. Unlike the linear topology, however, this does not lead to stalling. Inactive nodes can always be activated by any other node</w:t>
       </w:r>
       <w:r>
         <w:t>;</w:t>
@@ -478,6 +443,10 @@
     </w:sectPr>
   </w:body>
 </w:document>
+</file>
+
+<file path=word/numbering.xml><?xml version="1.0" encoding="utf-8"?>
+<w:numbering xmlns:wpc="http://schemas.microsoft.com/office/word/2010/wordprocessingCanvas" xmlns:cx="http://schemas.microsoft.com/office/drawing/2014/chartex" xmlns:cx1="http://schemas.microsoft.com/office/drawing/2015/9/8/chartex" xmlns:cx2="http://schemas.microsoft.com/office/drawing/2015/10/21/chartex" xmlns:cx3="http://schemas.microsoft.com/office/drawing/2016/5/9/chartex" xmlns:cx4="http://schemas.microsoft.com/office/drawing/2016/5/10/chartex" xmlns:cx5="http://schemas.microsoft.com/office/drawing/2016/5/11/chartex" xmlns:cx6="http://schemas.microsoft.com/office/drawing/2016/5/12/chartex" xmlns:cx7="http://schemas.microsoft.com/office/drawing/2016/5/13/chartex" xmlns:cx8="http://schemas.microsoft.com/office/drawing/2016/5/14/chartex" xmlns:mc="http://schemas.openxmlformats.org/markup-compatibility/2006" xmlns:aink="http://schemas.microsoft.com/office/drawing/2016/ink" xmlns:am3d="http://schemas.microsoft.com/office/drawing/2017/model3d" xmlns:o="urn:schemas-microsoft-com:office:office" xmlns:oel="http://schemas.microsoft.com/office/2019/extlst" xmlns:r="http://schemas.openxmlformats.org/officeDocument/2006/relationships" xmlns:m="http://schemas.openxmlformats.org/officeDocument/2006/math" xmlns:v="urn:schemas-microsoft-com:vml" xmlns:wp14="http://schemas.microsoft.com/office/word/2010/wordprocessingDrawing" xmlns:wp="http://schemas.openxmlformats.org/drawingml/2006/wordprocessingDrawing" xmlns:w10="urn:schemas-microsoft-com:office:word" xmlns:w="http://schemas.openxmlformats.org/wordprocessingml/2006/main" xmlns:w14="http://schemas.microsoft.com/office/word/2010/wordml" xmlns:w15="http://schemas.microsoft.com/office/word/2012/wordml" xmlns:w16cex="http://schemas.microsoft.com/office/word/2018/wordml/cex" xmlns:w16cid="http://schemas.microsoft.com/office/word/2016/wordml/cid" xmlns:w16="http://schemas.microsoft.com/office/word/2018/wordml" xmlns:w16du="http://schemas.microsoft.com/office/word/2023/wordml/word16du" xmlns:w16sdtdh="http://schemas.microsoft.com/office/word/2020/wordml/sdtdatahash" xmlns:w16sdtfl="http://schemas.microsoft.com/office/word/2024/wordml/sdtformatlock" xmlns:w16se="http://schemas.microsoft.com/office/word/2015/wordml/symex" xmlns:wpg="http://schemas.microsoft.com/office/word/2010/wordprocessingGroup" xmlns:wpi="http://schemas.microsoft.com/office/word/2010/wordprocessingInk" xmlns:wne="http://schemas.microsoft.com/office/word/2006/wordml" xmlns:wps="http://schemas.microsoft.com/office/word/2010/wordprocessingShape" mc:Ignorable="w14 w15 w16se w16cid w16 w16cex w16sdtdh w16sdtfl w16du wp14"/>
 </file>
 
 <file path=word/styles.xml><?xml version="1.0" encoding="utf-8"?>

--- a/Report.docx
+++ b/Report.docx
@@ -4,7 +4,31 @@
   <w:body>
     <w:p>
       <w:r>
-        <w:t>Team Members: Patriel Stapleton and Helen Radomski</w:t>
+        <w:t xml:space="preserve">Team Members: </w:t>
+      </w:r>
+      <w:proofErr w:type="spellStart"/>
+      <w:r>
+        <w:t>Patriel</w:t>
+      </w:r>
+      <w:proofErr w:type="spellEnd"/>
+      <w:r>
+        <w:t xml:space="preserve"> Stapleton and Helen Radomski</w:t>
+      </w:r>
+    </w:p>
+    <w:p/>
+    <w:p>
+      <w:pPr>
+        <w:rPr>
+          <w:b/>
+          <w:bCs/>
+        </w:rPr>
+      </w:pPr>
+      <w:r>
+        <w:rPr>
+          <w:b/>
+          <w:bCs/>
+        </w:rPr>
+        <w:t xml:space="preserve">Gossip Algorithm </w:t>
       </w:r>
     </w:p>
     <w:p>
@@ -81,7 +105,7 @@
                     <pic:cNvPicPr/>
                   </pic:nvPicPr>
                   <pic:blipFill>
-                    <a:blip r:embed="rId5">
+                    <a:blip r:embed="rId4">
                       <a:extLst>
                         <a:ext uri="{28A0092B-C50C-407E-A947-70E740481C1C}">
                           <a14:useLocalDpi xmlns:a14="http://schemas.microsoft.com/office/drawing/2010/main" val="0"/>
@@ -158,13 +182,13 @@
         <w:t xml:space="preserve"> if</w:t>
       </w:r>
       <w:r>
-        <w:t xml:space="preserve"> the first actor chosen </w:t>
-      </w:r>
-      <w:r>
-        <w:t xml:space="preserve">was </w:t>
-      </w:r>
-      <w:r>
-        <w:t>a</w:t>
+        <w:t xml:space="preserve"> the first actor chosen w</w:t>
+      </w:r>
+      <w:r>
+        <w:t>ere</w:t>
+      </w:r>
+      <w:r>
+        <w:t xml:space="preserve">  a</w:t>
       </w:r>
       <w:r>
         <w:rPr>
@@ -223,7 +247,11 @@
         <w:t>.</w:t>
       </w:r>
       <w:r>
-        <w:t xml:space="preserve"> The success of this topology can be pictured as a ripple effect, where activity stems from the activation point and spreads in every direction. There are multiple paths between nodes, so they are less likely to become isolated.</w:t>
+        <w:t xml:space="preserve"> The success of this topology can be pictured as a ripple effect, where activity stems from the </w:t>
+      </w:r>
+      <w:r>
+        <w:lastRenderedPageBreak/>
+        <w:t>activation point and spreads in every direction. There are multiple paths between nodes, so they are less likely to become isolated.</w:t>
       </w:r>
       <w:r>
         <w:t xml:space="preserve"> </w:t>
@@ -256,25 +284,92 @@
         <w:t xml:space="preserve">. </w:t>
       </w:r>
       <w:r>
-        <w:t xml:space="preserve">This </w:t>
-      </w:r>
-      <w:r>
-        <w:lastRenderedPageBreak/>
-        <w:t>makes sense, as a random actor activated somewhere else in the topology could trigger activation for a number of actors that would otherwise have to wait for growth to spread node by node.</w:t>
+        <w:t>This makes sense, as a random actor activated somewhere else in the topology could trigger activation for a number of actors that would otherwise have to wait for growth to spread node by node.</w:t>
       </w:r>
     </w:p>
     <w:p>
       <w:r>
-        <w:t xml:space="preserve">The full topology performed well in small tests, but </w:t>
-      </w:r>
-      <w:r>
-        <w:t>the duration to convergence</w:t>
-      </w:r>
-      <w:r>
-        <w:t xml:space="preserve"> grew rapidly at higher values of n. This makes sense, as small topologies still allow each node a high chance of being selected for a message. At higher values of n, with only one active node at the start, each </w:t>
+        <w:t xml:space="preserve">The full topology performed well in small tests, but times for it grew rapidly at higher values of n. This makes sense, as small topologies still allow each node a high chance of being selected for a message. At higher values of n, with only one active node at the start, each </w:t>
       </w:r>
       <w:r>
         <w:t>inactive node has a very small chance of becoming activated. As a result, growth moves slowly.</w:t>
+      </w:r>
+    </w:p>
+    <w:p/>
+    <w:p>
+      <w:r>
+        <w:t>The following plot shows the results of the gossip algorithm run with 100% convergence threshold. Above n=1,000, results were highly variable. Below this range, it is too small to detect the difference in performance between 3D, imperfect 3D, and full topologies.</w:t>
+      </w:r>
+    </w:p>
+    <w:p>
+      <w:r>
+        <w:rPr>
+          <w:noProof/>
+        </w:rPr>
+        <w:drawing>
+          <wp:inline distT="0" distB="0" distL="0" distR="0" wp14:anchorId="77570DE7" wp14:editId="21278A59">
+            <wp:extent cx="4385310" cy="3288983"/>
+            <wp:effectExtent l="0" t="0" r="0" b="6985"/>
+            <wp:docPr id="1615273209" name="Picture 1" descr="A graph with a green line and red line&#10;&#10;AI-generated content may be incorrect."/>
+            <wp:cNvGraphicFramePr>
+              <a:graphicFrameLocks xmlns:a="http://schemas.openxmlformats.org/drawingml/2006/main" noChangeAspect="1"/>
+            </wp:cNvGraphicFramePr>
+            <a:graphic xmlns:a="http://schemas.openxmlformats.org/drawingml/2006/main">
+              <a:graphicData uri="http://schemas.openxmlformats.org/drawingml/2006/picture">
+                <pic:pic xmlns:pic="http://schemas.openxmlformats.org/drawingml/2006/picture">
+                  <pic:nvPicPr>
+                    <pic:cNvPr id="1615273209" name="Picture 1" descr="A graph with a green line and red line&#10;&#10;AI-generated content may be incorrect."/>
+                    <pic:cNvPicPr/>
+                  </pic:nvPicPr>
+                  <pic:blipFill>
+                    <a:blip r:embed="rId5">
+                      <a:extLst>
+                        <a:ext uri="{28A0092B-C50C-407E-A947-70E740481C1C}">
+                          <a14:useLocalDpi xmlns:a14="http://schemas.microsoft.com/office/drawing/2010/main" val="0"/>
+                        </a:ext>
+                      </a:extLst>
+                    </a:blip>
+                    <a:stretch>
+                      <a:fillRect/>
+                    </a:stretch>
+                  </pic:blipFill>
+                  <pic:spPr>
+                    <a:xfrm>
+                      <a:off x="0" y="0"/>
+                      <a:ext cx="4387564" cy="3290673"/>
+                    </a:xfrm>
+                    <a:prstGeom prst="rect">
+                      <a:avLst/>
+                    </a:prstGeom>
+                  </pic:spPr>
+                </pic:pic>
+              </a:graphicData>
+            </a:graphic>
+          </wp:inline>
+        </w:drawing>
+      </w:r>
+    </w:p>
+    <w:p/>
+    <w:p/>
+    <w:p/>
+    <w:p/>
+    <w:p/>
+    <w:p/>
+    <w:p/>
+    <w:p>
+      <w:pPr>
+        <w:rPr>
+          <w:b/>
+          <w:bCs/>
+        </w:rPr>
+      </w:pPr>
+      <w:r>
+        <w:rPr>
+          <w:b/>
+          <w:bCs/>
+        </w:rPr>
+        <w:lastRenderedPageBreak/>
+        <w:t>Push-Sum Algorithm</w:t>
       </w:r>
     </w:p>
     <w:p>
@@ -359,13 +454,7 @@
         <w:t xml:space="preserve"> will happen.</w:t>
       </w:r>
       <w:r>
-        <w:t xml:space="preserve"> All tests run with line topology for values higher than 100 showed good growth initially, but eventually reached a stalling point. We suspect this is because with such high values of n</w:t>
-      </w:r>
-      <w:r>
-        <w:t>,</w:t>
-      </w:r>
-      <w:r>
-        <w:t xml:space="preserve"> it becomes extremely likely that somewhere along the line a node becomes inactive too soon, choking its neighbors and stopping progress.</w:t>
+        <w:t xml:space="preserve"> All tests run with line topology for values higher than 100 showed good growth initially, but eventually reached a stalling point. We suspect this is because with such high values of n it becomes extremely likely that somewhere along the line a node becomes inactive too soon, choking its neighbors and stopping progress.</w:t>
       </w:r>
     </w:p>
     <w:p>
@@ -376,29 +465,19 @@
         <w:t>e push-sum</w:t>
       </w:r>
       <w:r>
-        <w:t xml:space="preserve"> algorithm</w:t>
-      </w:r>
-      <w:r>
-        <w:t>,</w:t>
-      </w:r>
-      <w:r>
-        <w:t xml:space="preserve"> we can see that full topology performs well at small n, but takes off after n=1,000. </w:t>
-      </w:r>
-      <w:r>
-        <w:t>Similar to what we observed in the gossip algorithm, a</w:t>
-      </w:r>
-      <w:r>
-        <w:t xml:space="preserve"> node must experience consistency for 3 rounds to count as having reached convergence, but if it happens too early, it loses the chance of activating other nodes, a crucial step</w:t>
+        <w:t xml:space="preserve"> algorithm we can see that full topology performs well at small n, but takes off after n=1,000. </w:t>
+      </w:r>
+      <w:r>
+        <w:t>A similar reasoning applied in the gossip algorithm applies here too</w:t>
+      </w:r>
+      <w:r>
+        <w:t>. A node must experience consistency for 3 rounds to count as having reached convergence, but if it happens too early, it loses the chance of activating other nodes, a crucial step</w:t>
       </w:r>
       <w:r>
         <w:t xml:space="preserve"> in reaching full convergence</w:t>
       </w:r>
       <w:r>
-        <w:t xml:space="preserve">. In a fully connected topology, it is more likely that a node could be activated at random and remain </w:t>
-      </w:r>
-      <w:r>
-        <w:lastRenderedPageBreak/>
-        <w:t>untouched for 3 rounds, leading to deactivation. Unlike the linear topology, however, this does not lead to stalling. Inactive nodes can always be activated by any other node</w:t>
+        <w:t>. In a fully connected topology, it is more likely that a node could be activated at random, and remain untouched for 3 rounds, leading to deactivation. Unlike the linear topology, however, this does not lead to stalling. Inactive nodes can always be activated by any other node</w:t>
       </w:r>
       <w:r>
         <w:t>;</w:t>
@@ -412,7 +491,11 @@
         <w:t>Lastly, we have the 3D and imperfect 3D algorithms, which both performed well in push-sum, as expected. Again, the imperfect model can be seen to perform slightly better than the perfect 3D</w:t>
       </w:r>
       <w:r>
-        <w:t>, for the same reason</w:t>
+        <w:t xml:space="preserve">, for </w:t>
+      </w:r>
+      <w:r>
+        <w:lastRenderedPageBreak/>
+        <w:t>the same reason</w:t>
       </w:r>
       <w:r>
         <w:t>.</w:t>
@@ -434,6 +517,116 @@
       </w:r>
     </w:p>
     <w:p/>
+    <w:p>
+      <w:r>
+        <w:t xml:space="preserve">The following plot shows the push-sum performance at the 100% convergence threshold. In this case, performance was only reliable up to n=100. For n=1,000, the algorithm consistently reached convergence of ~99.97-99.99 before reaching a stalling point in each topology (excluding line, which performed more poorly). </w:t>
+      </w:r>
+    </w:p>
+    <w:p>
+      <w:r>
+        <w:rPr>
+          <w:noProof/>
+        </w:rPr>
+        <w:drawing>
+          <wp:inline distT="0" distB="0" distL="0" distR="0" wp14:anchorId="6E9185DC" wp14:editId="5E165343">
+            <wp:extent cx="4827693" cy="3620770"/>
+            <wp:effectExtent l="0" t="0" r="0" b="0"/>
+            <wp:docPr id="696548509" name="Picture 2" descr="A graph of a number of nodes&#10;&#10;AI-generated content may be incorrect."/>
+            <wp:cNvGraphicFramePr>
+              <a:graphicFrameLocks xmlns:a="http://schemas.openxmlformats.org/drawingml/2006/main" noChangeAspect="1"/>
+            </wp:cNvGraphicFramePr>
+            <a:graphic xmlns:a="http://schemas.openxmlformats.org/drawingml/2006/main">
+              <a:graphicData uri="http://schemas.openxmlformats.org/drawingml/2006/picture">
+                <pic:pic xmlns:pic="http://schemas.openxmlformats.org/drawingml/2006/picture">
+                  <pic:nvPicPr>
+                    <pic:cNvPr id="696548509" name="Picture 2" descr="A graph of a number of nodes&#10;&#10;AI-generated content may be incorrect."/>
+                    <pic:cNvPicPr/>
+                  </pic:nvPicPr>
+                  <pic:blipFill>
+                    <a:blip r:embed="rId7">
+                      <a:extLst>
+                        <a:ext uri="{28A0092B-C50C-407E-A947-70E740481C1C}">
+                          <a14:useLocalDpi xmlns:a14="http://schemas.microsoft.com/office/drawing/2010/main" val="0"/>
+                        </a:ext>
+                      </a:extLst>
+                    </a:blip>
+                    <a:stretch>
+                      <a:fillRect/>
+                    </a:stretch>
+                  </pic:blipFill>
+                  <pic:spPr>
+                    <a:xfrm>
+                      <a:off x="0" y="0"/>
+                      <a:ext cx="4830537" cy="3622903"/>
+                    </a:xfrm>
+                    <a:prstGeom prst="rect">
+                      <a:avLst/>
+                    </a:prstGeom>
+                  </pic:spPr>
+                </pic:pic>
+              </a:graphicData>
+            </a:graphic>
+          </wp:inline>
+        </w:drawing>
+      </w:r>
+    </w:p>
+    <w:p>
+      <w:r>
+        <w:t>It is understandable that perfect convergence is harder to achieve under the push-sum algorithm than the gossip algorithm, as nodes may become deactivated after just 3 rounds of inactivity, without having activated all of their neighbors (as opposed to the 10-message threshold in the gossip model). Consider, for example, a node ‘a’ in the line topology, with two neighbors. One neighbor is active and has activated node ‘a’</w:t>
+      </w:r>
+      <w:r>
+        <w:t>; the other neighbor is not yet active</w:t>
+      </w:r>
+      <w:r>
+        <w:t xml:space="preserve">. Each round, the </w:t>
+      </w:r>
+      <w:r>
+        <w:t xml:space="preserve">active </w:t>
+      </w:r>
+      <w:r>
+        <w:t>neighbor has a 50% chance of sending a message to node ‘a’</w:t>
+      </w:r>
+      <w:r>
+        <w:t>. T</w:t>
+      </w:r>
+      <w:r>
+        <w:t xml:space="preserve">hus, </w:t>
+      </w:r>
+      <w:r>
+        <w:t xml:space="preserve">node ‘a’ </w:t>
+      </w:r>
+      <w:r>
+        <w:t>has an expected lifetime of 20 rounds before deactivating (10*1/p). However, in the push-sum algorithm, the odds of receiving no message for 3 rounds in a row lead to an expected lifetime of 14 rounds ([1-(1-p)^3]/[p*(1-p)^3]). In both algorithms, the likelihood that node ‘a’ activates its other neighbor</w:t>
+      </w:r>
+      <w:r>
+        <w:t xml:space="preserve"> at each round</w:t>
+      </w:r>
+      <w:r>
+        <w:t xml:space="preserve"> is the same. Therefore, because there is a shorter expected lifetime under the push-sum calculation, it is more likely that node ‘a’ will deactivate before activating its other neighbor</w:t>
+      </w:r>
+      <w:r>
+        <w:t xml:space="preserve"> in push-sum than in gossip</w:t>
+      </w:r>
+      <w:r>
+        <w:t xml:space="preserve">. </w:t>
+      </w:r>
+      <w:r>
+        <w:t>If such a situation occurs</w:t>
+      </w:r>
+      <w:r>
+        <w:t>, the other neighbor has no chance of activation and full convergence will never be achieved.</w:t>
+      </w:r>
+      <w:r>
+        <w:t xml:space="preserve"> </w:t>
+      </w:r>
+      <w:r>
+        <w:t xml:space="preserve">In other topologies, the probabilities become much more complicated, as nodes could have any number of active and inactive neighbors, but </w:t>
+      </w:r>
+      <w:r>
+        <w:lastRenderedPageBreak/>
+        <w:t>performance seems to suggest that push-sum is overall less likely to produce 100% convergence than gossip, especially at higher values of n.</w:t>
+      </w:r>
+    </w:p>
     <w:p/>
     <w:sectPr>
       <w:pgSz w:w="12240" w:h="15840"/>
@@ -443,10 +636,6 @@
     </w:sectPr>
   </w:body>
 </w:document>
-</file>
-
-<file path=word/numbering.xml><?xml version="1.0" encoding="utf-8"?>
-<w:numbering xmlns:wpc="http://schemas.microsoft.com/office/word/2010/wordprocessingCanvas" xmlns:cx="http://schemas.microsoft.com/office/drawing/2014/chartex" xmlns:cx1="http://schemas.microsoft.com/office/drawing/2015/9/8/chartex" xmlns:cx2="http://schemas.microsoft.com/office/drawing/2015/10/21/chartex" xmlns:cx3="http://schemas.microsoft.com/office/drawing/2016/5/9/chartex" xmlns:cx4="http://schemas.microsoft.com/office/drawing/2016/5/10/chartex" xmlns:cx5="http://schemas.microsoft.com/office/drawing/2016/5/11/chartex" xmlns:cx6="http://schemas.microsoft.com/office/drawing/2016/5/12/chartex" xmlns:cx7="http://schemas.microsoft.com/office/drawing/2016/5/13/chartex" xmlns:cx8="http://schemas.microsoft.com/office/drawing/2016/5/14/chartex" xmlns:mc="http://schemas.openxmlformats.org/markup-compatibility/2006" xmlns:aink="http://schemas.microsoft.com/office/drawing/2016/ink" xmlns:am3d="http://schemas.microsoft.com/office/drawing/2017/model3d" xmlns:o="urn:schemas-microsoft-com:office:office" xmlns:oel="http://schemas.microsoft.com/office/2019/extlst" xmlns:r="http://schemas.openxmlformats.org/officeDocument/2006/relationships" xmlns:m="http://schemas.openxmlformats.org/officeDocument/2006/math" xmlns:v="urn:schemas-microsoft-com:vml" xmlns:wp14="http://schemas.microsoft.com/office/word/2010/wordprocessingDrawing" xmlns:wp="http://schemas.openxmlformats.org/drawingml/2006/wordprocessingDrawing" xmlns:w10="urn:schemas-microsoft-com:office:word" xmlns:w="http://schemas.openxmlformats.org/wordprocessingml/2006/main" xmlns:w14="http://schemas.microsoft.com/office/word/2010/wordml" xmlns:w15="http://schemas.microsoft.com/office/word/2012/wordml" xmlns:w16cex="http://schemas.microsoft.com/office/word/2018/wordml/cex" xmlns:w16cid="http://schemas.microsoft.com/office/word/2016/wordml/cid" xmlns:w16="http://schemas.microsoft.com/office/word/2018/wordml" xmlns:w16du="http://schemas.microsoft.com/office/word/2023/wordml/word16du" xmlns:w16sdtdh="http://schemas.microsoft.com/office/word/2020/wordml/sdtdatahash" xmlns:w16sdtfl="http://schemas.microsoft.com/office/word/2024/wordml/sdtformatlock" xmlns:w16se="http://schemas.microsoft.com/office/word/2015/wordml/symex" xmlns:wpg="http://schemas.microsoft.com/office/word/2010/wordprocessingGroup" xmlns:wpi="http://schemas.microsoft.com/office/word/2010/wordprocessingInk" xmlns:wne="http://schemas.microsoft.com/office/word/2006/wordml" xmlns:wps="http://schemas.microsoft.com/office/word/2010/wordprocessingShape" mc:Ignorable="w14 w15 w16se w16cid w16 w16cex w16sdtdh w16sdtfl w16du wp14"/>
 </file>
 
 <file path=word/styles.xml><?xml version="1.0" encoding="utf-8"?>

--- a/Report.docx
+++ b/Report.docx
@@ -3,19 +3,20 @@
 <w:document xmlns:wpc="http://schemas.microsoft.com/office/word/2010/wordprocessingCanvas" xmlns:cx="http://schemas.microsoft.com/office/drawing/2014/chartex" xmlns:cx1="http://schemas.microsoft.com/office/drawing/2015/9/8/chartex" xmlns:cx2="http://schemas.microsoft.com/office/drawing/2015/10/21/chartex" xmlns:cx3="http://schemas.microsoft.com/office/drawing/2016/5/9/chartex" xmlns:cx4="http://schemas.microsoft.com/office/drawing/2016/5/10/chartex" xmlns:cx5="http://schemas.microsoft.com/office/drawing/2016/5/11/chartex" xmlns:cx6="http://schemas.microsoft.com/office/drawing/2016/5/12/chartex" xmlns:cx7="http://schemas.microsoft.com/office/drawing/2016/5/13/chartex" xmlns:cx8="http://schemas.microsoft.com/office/drawing/2016/5/14/chartex" xmlns:mc="http://schemas.openxmlformats.org/markup-compatibility/2006" xmlns:aink="http://schemas.microsoft.com/office/drawing/2016/ink" xmlns:am3d="http://schemas.microsoft.com/office/drawing/2017/model3d" xmlns:o="urn:schemas-microsoft-com:office:office" xmlns:oel="http://schemas.microsoft.com/office/2019/extlst" xmlns:r="http://schemas.openxmlformats.org/officeDocument/2006/relationships" xmlns:m="http://schemas.openxmlformats.org/officeDocument/2006/math" xmlns:v="urn:schemas-microsoft-com:vml" xmlns:wp14="http://schemas.microsoft.com/office/word/2010/wordprocessingDrawing" xmlns:wp="http://schemas.openxmlformats.org/drawingml/2006/wordprocessingDrawing" xmlns:w10="urn:schemas-microsoft-com:office:word" xmlns:w="http://schemas.openxmlformats.org/wordprocessingml/2006/main" xmlns:w14="http://schemas.microsoft.com/office/word/2010/wordml" xmlns:w15="http://schemas.microsoft.com/office/word/2012/wordml" xmlns:w16cex="http://schemas.microsoft.com/office/word/2018/wordml/cex" xmlns:w16cid="http://schemas.microsoft.com/office/word/2016/wordml/cid" xmlns:w16="http://schemas.microsoft.com/office/word/2018/wordml" xmlns:w16du="http://schemas.microsoft.com/office/word/2023/wordml/word16du" xmlns:w16sdtdh="http://schemas.microsoft.com/office/word/2020/wordml/sdtdatahash" xmlns:w16sdtfl="http://schemas.microsoft.com/office/word/2024/wordml/sdtformatlock" xmlns:w16se="http://schemas.microsoft.com/office/word/2015/wordml/symex" xmlns:wpg="http://schemas.microsoft.com/office/word/2010/wordprocessingGroup" xmlns:wpi="http://schemas.microsoft.com/office/word/2010/wordprocessingInk" xmlns:wne="http://schemas.microsoft.com/office/word/2006/wordml" xmlns:wps="http://schemas.microsoft.com/office/word/2010/wordprocessingShape" mc:Ignorable="w14 w15 w16se w16cid w16 w16cex w16sdtdh w16sdtfl w16du wp14">
   <w:body>
     <w:p>
-      <w:r>
-        <w:t xml:space="preserve">Team Members: </w:t>
-      </w:r>
-      <w:proofErr w:type="spellStart"/>
-      <w:r>
-        <w:t>Patriel</w:t>
-      </w:r>
-      <w:proofErr w:type="spellEnd"/>
-      <w:r>
-        <w:t xml:space="preserve"> Stapleton and Helen Radomski</w:t>
+      <w:pPr>
+        <w:rPr>
+          <w:sz w:val="28"/>
+          <w:szCs w:val="28"/>
+        </w:rPr>
+      </w:pPr>
+      <w:r>
+        <w:rPr>
+          <w:sz w:val="28"/>
+          <w:szCs w:val="28"/>
+        </w:rPr>
+        <w:t>Team Members: Patriel Stapleton and Helen Radomski</w:t>
       </w:r>
     </w:p>
-    <w:p/>
     <w:p>
       <w:pPr>
         <w:rPr>
@@ -33,13 +34,40 @@
     </w:p>
     <w:p>
       <w:r>
-        <w:t>Due to randomness, there is a possibility of certain nodes never becoming activated</w:t>
-      </w:r>
-      <w:r>
-        <w:t xml:space="preserve"> or never receiving the required 10 messages</w:t>
-      </w:r>
-      <w:r>
-        <w:t>. To address this, we applied a threshold of 95% convergence to our testing. As</w:t>
+        <w:t xml:space="preserve">Due to randomness, there is a possibility </w:t>
+      </w:r>
+      <w:r>
+        <w:t xml:space="preserve">that some </w:t>
+      </w:r>
+      <w:r>
+        <w:t xml:space="preserve">nodes </w:t>
+      </w:r>
+      <w:r>
+        <w:t>will never become activated or never receive</w:t>
+      </w:r>
+      <w:r>
+        <w:t xml:space="preserve"> the required 10 messages</w:t>
+      </w:r>
+      <w:r>
+        <w:t xml:space="preserve">. </w:t>
+      </w:r>
+      <w:r>
+        <w:t xml:space="preserve">This </w:t>
+      </w:r>
+      <w:r>
+        <w:t xml:space="preserve">was most apparent with the line topology. </w:t>
+      </w:r>
+      <w:r>
+        <w:t xml:space="preserve">To address this, we applied a threshold of 95% convergence </w:t>
+      </w:r>
+      <w:r>
+        <w:t xml:space="preserve">to the graph below </w:t>
+      </w:r>
+      <w:r>
+        <w:t>to keep the threshold the same for all topologies</w:t>
+      </w:r>
+      <w:r>
+        <w:t>. As</w:t>
       </w:r>
       <w:r>
         <w:t xml:space="preserve"> such, convergence was reache</w:t>
@@ -63,28 +91,25 @@
         <w:t xml:space="preserve"> </w:t>
       </w:r>
       <w:r>
+        <w:t xml:space="preserve">We also chart the </w:t>
+      </w:r>
+      <w:r>
+        <w:t xml:space="preserve">performance </w:t>
+      </w:r>
+      <w:r>
+        <w:t>at 100% convergence later in the section</w:t>
+      </w:r>
+      <w:r>
+        <w:t>.</w:t>
+      </w:r>
+      <w:r>
         <w:t xml:space="preserve"> </w:t>
-      </w:r>
-      <w:r>
-        <w:t xml:space="preserve">This was bounded by the highest number we could reach for the </w:t>
-      </w:r>
-      <w:r>
-        <w:t>topologies, the lowest being the line topology for both algorithms</w:t>
-      </w:r>
-      <w:r>
-        <w:t>.</w:t>
-      </w:r>
-      <w:r>
-        <w:t xml:space="preserve"> We ran </w:t>
-      </w:r>
-      <w:r>
-        <w:t xml:space="preserve">gossip </w:t>
-      </w:r>
-      <w:r>
-        <w:t>tests for n values of (10, 100, 1_000, 10_000) for full, 3D, and imperfect 3D topologies and (10, 100, 1_000) for line topology.</w:t>
       </w:r>
     </w:p>
     <w:p>
+      <w:pPr>
+        <w:jc w:val="center"/>
+      </w:pPr>
       <w:r>
         <w:rPr>
           <w:noProof/>
@@ -105,7 +130,7 @@
                     <pic:cNvPicPr/>
                   </pic:nvPicPr>
                   <pic:blipFill>
-                    <a:blip r:embed="rId4">
+                    <a:blip r:embed="rId5">
                       <a:extLst>
                         <a:ext uri="{28A0092B-C50C-407E-A947-70E740481C1C}">
                           <a14:useLocalDpi xmlns:a14="http://schemas.microsoft.com/office/drawing/2010/main" val="0"/>
@@ -143,7 +168,15 @@
         <w:t>most</w:t>
       </w:r>
       <w:r>
-        <w:t xml:space="preserve"> n values and was not able to finish for higher n values</w:t>
+        <w:t xml:space="preserve"> n values and </w:t>
+      </w:r>
+      <w:proofErr w:type="gramStart"/>
+      <w:r>
+        <w:t>was not able to</w:t>
+      </w:r>
+      <w:proofErr w:type="gramEnd"/>
+      <w:r>
+        <w:t xml:space="preserve"> finish for higher n values</w:t>
       </w:r>
       <w:r>
         <w:t xml:space="preserve">. We were able to deduce that this was due to the sparse neighborhood each actor had. Each time an actor received a message, it had a 50% chance of sending that message to a neighbor it had already messaged. This meant </w:t>
@@ -182,13 +215,13 @@
         <w:t xml:space="preserve"> if</w:t>
       </w:r>
       <w:r>
-        <w:t xml:space="preserve"> the first actor chosen w</w:t>
-      </w:r>
-      <w:r>
-        <w:t>ere</w:t>
-      </w:r>
-      <w:r>
-        <w:t xml:space="preserve">  a</w:t>
+        <w:t xml:space="preserve"> the first actor chosen </w:t>
+      </w:r>
+      <w:r>
+        <w:t xml:space="preserve">was </w:t>
+      </w:r>
+      <w:r>
+        <w:t>a</w:t>
       </w:r>
       <w:r>
         <w:rPr>
@@ -206,7 +239,25 @@
         <w:t>n</w:t>
       </w:r>
       <w:r>
-        <w:t>, and each actor would need to transmit to the neighbor they had not received from, except a</w:t>
+        <w:t xml:space="preserve">, and each </w:t>
+      </w:r>
+      <w:r>
+        <w:t xml:space="preserve">subsequent </w:t>
+      </w:r>
+      <w:r>
+        <w:t>actor would need to transmit to the neighbor they had not received from</w:t>
+      </w:r>
+      <w:r>
+        <w:t xml:space="preserve"> (</w:t>
+      </w:r>
+      <w:r>
+        <w:t>ex</w:t>
+      </w:r>
+      <w:r>
+        <w:t>cluding</w:t>
+      </w:r>
+      <w:r>
+        <w:t xml:space="preserve"> a</w:t>
       </w:r>
       <w:r>
         <w:rPr>
@@ -224,7 +275,10 @@
         <w:t>n</w:t>
       </w:r>
       <w:r>
-        <w:t xml:space="preserve">. </w:t>
+        <w:t>).</w:t>
+      </w:r>
+      <w:r>
+        <w:t xml:space="preserve"> </w:t>
       </w:r>
       <w:r>
         <w:t>Due to randomness and the narrow path to success for this topology, performance was extremely unreliable.</w:t>
@@ -247,23 +301,31 @@
         <w:t>.</w:t>
       </w:r>
       <w:r>
-        <w:t xml:space="preserve"> The success of this topology can be pictured as a ripple effect, where activity stems from the </w:t>
+        <w:t xml:space="preserve"> The success of this topology can be pictured as a ripple effect, where activity stems from the activation point and spreads in every direction. There are multiple paths between nodes, so they are less likely to become isolated.</w:t>
+      </w:r>
+      <w:r>
+        <w:t xml:space="preserve"> </w:t>
+      </w:r>
+      <w:r>
+        <w:t xml:space="preserve">Each newly activated node </w:t>
+      </w:r>
+      <w:proofErr w:type="gramStart"/>
+      <w:r>
+        <w:t>opens up</w:t>
+      </w:r>
+      <w:proofErr w:type="gramEnd"/>
+      <w:r>
+        <w:t xml:space="preserve"> </w:t>
+      </w:r>
+      <w:r>
+        <w:t xml:space="preserve">multiple </w:t>
+      </w:r>
+      <w:r>
+        <w:t xml:space="preserve">new options for </w:t>
       </w:r>
       <w:r>
         <w:lastRenderedPageBreak/>
-        <w:t>activation point and spreads in every direction. There are multiple paths between nodes, so they are less likely to become isolated.</w:t>
-      </w:r>
-      <w:r>
-        <w:t xml:space="preserve"> </w:t>
-      </w:r>
-      <w:r>
-        <w:t xml:space="preserve">Each newly activated node opens up </w:t>
-      </w:r>
-      <w:r>
-        <w:t xml:space="preserve">multiple </w:t>
-      </w:r>
-      <w:r>
-        <w:t xml:space="preserve">new options for future activations. </w:t>
+        <w:t xml:space="preserve">future activations. </w:t>
       </w:r>
       <w:r>
         <w:t>The i</w:t>
@@ -284,24 +346,147 @@
         <w:t xml:space="preserve">. </w:t>
       </w:r>
       <w:r>
-        <w:t>This makes sense, as a random actor activated somewhere else in the topology could trigger activation for a number of actors that would otherwise have to wait for growth to spread node by node.</w:t>
+        <w:t>We</w:t>
+      </w:r>
+      <w:r>
+        <w:t xml:space="preserve"> observed that this was because</w:t>
+      </w:r>
+      <w:r>
+        <w:t xml:space="preserve"> a random actor </w:t>
+      </w:r>
+      <w:r>
+        <w:t xml:space="preserve">would be </w:t>
+      </w:r>
+      <w:r>
+        <w:t>activated somewhere else in the topology</w:t>
+      </w:r>
+      <w:r>
+        <w:t xml:space="preserve">. Since our algorithm </w:t>
+      </w:r>
+      <w:r>
+        <w:t>ensured the random actor would be chosen from the set of all actors not in the current neighbor, t</w:t>
+      </w:r>
+      <w:r>
+        <w:t xml:space="preserve">his meant </w:t>
+      </w:r>
+      <w:r>
+        <w:t xml:space="preserve">that if the random actor was selected, it would </w:t>
+      </w:r>
+      <w:r>
+        <w:t xml:space="preserve">trigger activation for </w:t>
+      </w:r>
+      <w:proofErr w:type="gramStart"/>
+      <w:r>
+        <w:t>a number of</w:t>
+      </w:r>
+      <w:proofErr w:type="gramEnd"/>
+      <w:r>
+        <w:t xml:space="preserve"> actors that would otherwise have to wait for growth to spread node by node.</w:t>
       </w:r>
     </w:p>
     <w:p>
       <w:r>
-        <w:t xml:space="preserve">The full topology performed well in small tests, but times for it grew rapidly at higher values of n. This makes sense, as small topologies still allow each node a high chance of being selected for a message. At higher values of n, with only one active node at the start, each </w:t>
+        <w:t xml:space="preserve">The full topology performed well in small </w:t>
+      </w:r>
+      <w:proofErr w:type="gramStart"/>
+      <w:r>
+        <w:t>tests, but</w:t>
+      </w:r>
+      <w:proofErr w:type="gramEnd"/>
+      <w:r>
+        <w:t xml:space="preserve"> </w:t>
+      </w:r>
+      <w:r>
+        <w:t xml:space="preserve">degraded in time performance as the network size grew and N became larger. </w:t>
+      </w:r>
+      <w:r>
+        <w:t xml:space="preserve"> </w:t>
+      </w:r>
+      <w:r>
+        <w:t xml:space="preserve">We ascertained this was due to the </w:t>
+      </w:r>
+      <w:r>
+        <w:t>shrinking</w:t>
+      </w:r>
+      <w:r>
+        <w:t xml:space="preserve"> probability </w:t>
+      </w:r>
+      <w:r>
+        <w:t>of being selected as the neighborhood grew.</w:t>
+      </w:r>
+      <w:r>
+        <w:t xml:space="preserve"> </w:t>
+      </w:r>
+      <w:r>
+        <w:t>E</w:t>
+      </w:r>
+      <w:r>
+        <w:t>ach neighbor h</w:t>
+      </w:r>
+      <w:r>
+        <w:t xml:space="preserve">as </w:t>
+      </w:r>
+      <w:r>
+        <w:t>1/(n-1)</w:t>
+      </w:r>
+      <w:r>
+        <w:t xml:space="preserve"> probability of being selected. This performs well for small network</w:t>
+      </w:r>
+      <w:r>
+        <w:t>s</w:t>
+      </w:r>
+      <w:r>
+        <w:t>,</w:t>
+      </w:r>
+      <w:r>
+        <w:t xml:space="preserve"> </w:t>
+      </w:r>
+      <w:r>
+        <w:t>as the probability is higher that each node will eventually be selected</w:t>
+      </w:r>
+      <w:r>
+        <w:t xml:space="preserve">. At higher values of n, </w:t>
+      </w:r>
+      <w:r>
+        <w:t xml:space="preserve">this probability degrades </w:t>
+      </w:r>
+      <w:r>
+        <w:t xml:space="preserve">because the algorithm only selects </w:t>
+      </w:r>
+      <w:r>
+        <w:t>one active node at the start</w:t>
+      </w:r>
+      <w:r>
+        <w:t xml:space="preserve">; therefore, </w:t>
+      </w:r>
+      <w:r>
+        <w:t xml:space="preserve">each </w:t>
       </w:r>
       <w:r>
         <w:t>inactive node has a very small chance of becoming activated. As a result, growth moves slowly.</w:t>
-      </w:r>
-    </w:p>
-    <w:p/>
-    <w:p>
-      <w:r>
-        <w:t>The following plot shows the results of the gossip algorithm run with 100% convergence threshold. Above n=1,000, results were highly variable. Below this range, it is too small to detect the difference in performance between 3D, imperfect 3D, and full topologies.</w:t>
       </w:r>
     </w:p>
     <w:p>
+      <w:r>
+        <w:t xml:space="preserve">The following plot shows the results of the gossip algorithm run with </w:t>
+      </w:r>
+      <w:r>
+        <w:t xml:space="preserve">a </w:t>
+      </w:r>
+      <w:r>
+        <w:t>100% convergence threshold. Above n=1,000, results were highly variable</w:t>
+      </w:r>
+      <w:r>
+        <w:t xml:space="preserve"> due to the randomness of selection</w:t>
+      </w:r>
+      <w:r>
+        <w:t>. Below this range, it is too small to detect the difference in performance between 3D, imperfect 3D, and full topologies.</w:t>
+      </w:r>
+    </w:p>
+    <w:p>
+      <w:pPr>
+        <w:jc w:val="center"/>
+      </w:pPr>
       <w:r>
         <w:rPr>
           <w:noProof/>
@@ -322,7 +507,7 @@
                     <pic:cNvPicPr/>
                   </pic:nvPicPr>
                   <pic:blipFill>
-                    <a:blip r:embed="rId5">
+                    <a:blip r:embed="rId6">
                       <a:extLst>
                         <a:ext uri="{28A0092B-C50C-407E-A947-70E740481C1C}">
                           <a14:useLocalDpi xmlns:a14="http://schemas.microsoft.com/office/drawing/2010/main" val="0"/>
@@ -348,14 +533,10 @@
           </wp:inline>
         </w:drawing>
       </w:r>
+      <w:r>
+        <w:br w:type="page"/>
+      </w:r>
     </w:p>
-    <w:p/>
-    <w:p/>
-    <w:p/>
-    <w:p/>
-    <w:p/>
-    <w:p/>
-    <w:p/>
     <w:p>
       <w:pPr>
         <w:rPr>
@@ -380,10 +561,19 @@
         <w:t xml:space="preserve"> (or 90% for n=10)</w:t>
       </w:r>
       <w:r>
-        <w:t>. We used values (10, 100, 1_000, 10_000) for full, 3D and imperfect 3D topologies, but were only able to use (10, 100) for the line topology.</w:t>
+        <w:t>. We used values (10, 100, 1_000, 10_000) for full, 3D</w:t>
+      </w:r>
+      <w:r>
+        <w:t>,</w:t>
+      </w:r>
+      <w:r>
+        <w:t xml:space="preserve"> and imperfect 3D topologies, but were only able to use (10, 100) for the line topology.</w:t>
       </w:r>
     </w:p>
     <w:p>
+      <w:pPr>
+        <w:jc w:val="center"/>
+      </w:pPr>
       <w:r>
         <w:rPr>
           <w:noProof/>
@@ -404,7 +594,7 @@
                     <pic:cNvPicPr/>
                   </pic:nvPicPr>
                   <pic:blipFill>
-                    <a:blip r:embed="rId6">
+                    <a:blip r:embed="rId7">
                       <a:extLst>
                         <a:ext uri="{28A0092B-C50C-407E-A947-70E740481C1C}">
                           <a14:useLocalDpi xmlns:a14="http://schemas.microsoft.com/office/drawing/2010/main" val="0"/>
@@ -454,36 +644,218 @@
         <w:t xml:space="preserve"> will happen.</w:t>
       </w:r>
       <w:r>
-        <w:t xml:space="preserve"> All tests run with line topology for values higher than 100 showed good growth initially, but eventually reached a stalling point. We suspect this is because with such high values of n it becomes extremely likely that somewhere along the line a node becomes inactive too soon, choking its neighbors and stopping progress.</w:t>
+        <w:t xml:space="preserve"> All tests run with line topology for values higher than 100 showed good growth </w:t>
+      </w:r>
+      <w:proofErr w:type="gramStart"/>
+      <w:r>
+        <w:t>initially, but</w:t>
+      </w:r>
+      <w:proofErr w:type="gramEnd"/>
+      <w:r>
+        <w:t xml:space="preserve"> eventually reached a stalling point. We suspect </w:t>
+      </w:r>
+      <w:r>
+        <w:t>that due to the</w:t>
+      </w:r>
+      <w:r>
+        <w:t xml:space="preserve"> large network size and the </w:t>
+      </w:r>
+      <w:r>
+        <w:t>higher probability of a node becoming deactivated</w:t>
+      </w:r>
+      <w:r>
+        <w:t>, it</w:t>
+      </w:r>
+      <w:r>
+        <w:t xml:space="preserve"> becomes extremely likely that somewhere along the line</w:t>
+      </w:r>
+      <w:r>
+        <w:t>,</w:t>
+      </w:r>
+      <w:r>
+        <w:t xml:space="preserve"> a node becomes inactive too soon, choking its neighbors and stopping progress.</w:t>
+      </w:r>
+      <w:r>
+        <w:t xml:space="preserve"> We tested this by increasing the number of </w:t>
+      </w:r>
+      <w:r>
+        <w:t>rounds for which an actor at convergence would still transmit</w:t>
+      </w:r>
+      <w:r>
+        <w:t xml:space="preserve"> information</w:t>
+      </w:r>
+      <w:r>
+        <w:t>.</w:t>
+      </w:r>
+      <w:r>
+        <w:t xml:space="preserve"> </w:t>
+      </w:r>
+      <w:r>
+        <w:t>With this</w:t>
+      </w:r>
+      <w:r>
+        <w:t>,</w:t>
+      </w:r>
+      <w:r>
+        <w:t xml:space="preserve"> we </w:t>
+      </w:r>
+      <w:r>
+        <w:t>were able to double the network size</w:t>
+      </w:r>
+      <w:r>
+        <w:t xml:space="preserve"> </w:t>
+      </w:r>
+      <w:r>
+        <w:t xml:space="preserve">that </w:t>
+      </w:r>
+      <w:r>
+        <w:t xml:space="preserve">the line topology could support before </w:t>
+      </w:r>
+      <w:r>
+        <w:t>becoming stalled.</w:t>
+      </w:r>
+      <w:r>
+        <w:t xml:space="preserve"> </w:t>
+      </w:r>
+      <w:r>
+        <w:t>This suggests that for the push-sum algorithm, when using a sparse neighborhood, the higher the threshold for becoming inactive, the better the performance results.</w:t>
       </w:r>
     </w:p>
     <w:p>
       <w:r>
-        <w:t>Again, with th</w:t>
-      </w:r>
-      <w:r>
-        <w:t>e push-sum</w:t>
-      </w:r>
-      <w:r>
-        <w:t xml:space="preserve"> algorithm we can see that full topology performs well at small n, but takes off after n=1,000. </w:t>
-      </w:r>
-      <w:r>
-        <w:t>A similar reasoning applied in the gossip algorithm applies here too</w:t>
-      </w:r>
-      <w:r>
-        <w:t>. A node must experience consistency for 3 rounds to count as having reached convergence, but if it happens too early, it loses the chance of activating other nodes, a crucial step</w:t>
-      </w:r>
-      <w:r>
-        <w:t xml:space="preserve"> in reaching full convergence</w:t>
-      </w:r>
-      <w:r>
-        <w:t>. In a fully connected topology, it is more likely that a node could be activated at random, and remain untouched for 3 rounds, leading to deactivation. Unlike the linear topology, however, this does not lead to stalling. Inactive nodes can always be activated by any other node</w:t>
-      </w:r>
-      <w:r>
-        <w:t>;</w:t>
-      </w:r>
-      <w:r>
-        <w:t xml:space="preserve"> it just may take some time to be randomly selected.</w:t>
+        <w:t xml:space="preserve">Our observations for the full topology when </w:t>
+      </w:r>
+      <w:r>
+        <w:t xml:space="preserve">executing the gossip algorithm were </w:t>
+      </w:r>
+      <w:proofErr w:type="gramStart"/>
+      <w:r>
+        <w:t>similar to</w:t>
+      </w:r>
+      <w:proofErr w:type="gramEnd"/>
+      <w:r>
+        <w:t xml:space="preserve"> the push-sum algorithm</w:t>
+      </w:r>
+      <w:r>
+        <w:t xml:space="preserve">. </w:t>
+      </w:r>
+      <w:r>
+        <w:t xml:space="preserve"> </w:t>
+      </w:r>
+      <w:r>
+        <w:t xml:space="preserve">As outlined in the graph above, </w:t>
+      </w:r>
+      <w:r>
+        <w:t>the full topology</w:t>
+      </w:r>
+      <w:r>
+        <w:t xml:space="preserve"> </w:t>
+      </w:r>
+      <w:r>
+        <w:t xml:space="preserve">outperforms both </w:t>
+      </w:r>
+      <w:r>
+        <w:t>t</w:t>
+      </w:r>
+      <w:r>
+        <w:t>he 3D and imperfect 3D topologies</w:t>
+      </w:r>
+      <w:r>
+        <w:t xml:space="preserve"> after n=1,000. </w:t>
+      </w:r>
+      <w:r>
+        <w:t xml:space="preserve">This is due to the changing </w:t>
+      </w:r>
+      <w:proofErr w:type="gramStart"/>
+      <w:r>
+        <w:t>probabilities</w:t>
+      </w:r>
+      <w:proofErr w:type="gramEnd"/>
+      <w:r>
+        <w:t>. In the full topology</w:t>
+      </w:r>
+      <w:r>
+        <w:t>, it does not matter if a node becomes</w:t>
+      </w:r>
+      <w:r>
+        <w:t xml:space="preserve"> inactive </w:t>
+      </w:r>
+      <w:proofErr w:type="gramStart"/>
+      <w:r>
+        <w:t>early on in the</w:t>
+      </w:r>
+      <w:proofErr w:type="gramEnd"/>
+      <w:r>
+        <w:t xml:space="preserve"> </w:t>
+      </w:r>
+      <w:r>
+        <w:t>process because its neighbors still have a 1/(n-1) chance of becoming activated by another node</w:t>
+      </w:r>
+      <w:r>
+        <w:t>.</w:t>
+      </w:r>
+      <w:r>
+        <w:t xml:space="preserve"> </w:t>
+      </w:r>
+      <w:r>
+        <w:t xml:space="preserve">Since every </w:t>
+      </w:r>
+      <w:proofErr w:type="gramStart"/>
+      <w:r>
+        <w:t>node,</w:t>
+      </w:r>
+      <w:proofErr w:type="gramEnd"/>
+      <w:r>
+        <w:t xml:space="preserve"> is aware of every other </w:t>
+      </w:r>
+      <w:r>
+        <w:t xml:space="preserve">in </w:t>
+      </w:r>
+      <w:r>
+        <w:t>a fully connected topology</w:t>
+      </w:r>
+      <w:r>
+        <w:t xml:space="preserve">, a node becoming inactive </w:t>
+      </w:r>
+      <w:r>
+        <w:t xml:space="preserve">does not lead to stalling. </w:t>
+      </w:r>
+      <w:r>
+        <w:t xml:space="preserve">However, </w:t>
+      </w:r>
+      <w:r>
+        <w:lastRenderedPageBreak/>
+        <w:t>we realize this does come at a cost of time</w:t>
+      </w:r>
+      <w:r>
+        <w:t>.</w:t>
+      </w:r>
+      <w:r>
+        <w:t xml:space="preserve"> </w:t>
+      </w:r>
+      <w:r>
+        <w:t>S</w:t>
+      </w:r>
+      <w:r>
+        <w:t xml:space="preserve">ince </w:t>
+      </w:r>
+      <w:r>
+        <w:t>inactive nodes are not removed from an actor’s neighborhood</w:t>
+      </w:r>
+      <w:r>
+        <w:t xml:space="preserve">, they are just as likely to be selected and </w:t>
+      </w:r>
+      <w:r>
+        <w:t>may take some time to be selected.</w:t>
+      </w:r>
+      <w:r>
+        <w:t xml:space="preserve"> </w:t>
+      </w:r>
+      <w:r>
+        <w:t>This is simply one of the tradeoffs of the gossip protocol since</w:t>
+      </w:r>
+      <w:r>
+        <w:t xml:space="preserve"> no single node manages connections.</w:t>
       </w:r>
     </w:p>
     <w:p>
@@ -491,11 +863,7 @@
         <w:t>Lastly, we have the 3D and imperfect 3D algorithms, which both performed well in push-sum, as expected. Again, the imperfect model can be seen to perform slightly better than the perfect 3D</w:t>
       </w:r>
       <w:r>
-        <w:t xml:space="preserve">, for </w:t>
-      </w:r>
-      <w:r>
-        <w:lastRenderedPageBreak/>
-        <w:t>the same reason</w:t>
+        <w:t>, for the same reason</w:t>
       </w:r>
       <w:r>
         <w:t>.</w:t>
@@ -507,22 +875,30 @@
         <w:t>Overall, t</w:t>
       </w:r>
       <w:r>
-        <w:t xml:space="preserve">hese models perform even better than they did under the gossip algorithm. As a neighborhood of nodes becomes active, they will continue to stimulate each other, preventing deactivation until </w:t>
+        <w:t xml:space="preserve">hese models perform even better than they did under the gossip algorithm. </w:t>
+      </w:r>
+      <w:r>
+        <w:t xml:space="preserve">When we lowered the threshold for convergence in the gossip algorithm to 3, we saw a similar increase in time to convergence. </w:t>
+      </w:r>
+      <w:r>
+        <w:t xml:space="preserve">As a neighborhood of nodes becomes active, they will continue to stimulate each other, preventing deactivation until </w:t>
       </w:r>
       <w:r>
         <w:t xml:space="preserve">growth </w:t>
       </w:r>
       <w:r>
         <w:t>slows and convergence sets in all at once.</w:t>
-      </w:r>
-    </w:p>
-    <w:p/>
-    <w:p>
-      <w:r>
-        <w:t xml:space="preserve">The following plot shows the push-sum performance at the 100% convergence threshold. In this case, performance was only reliable up to n=100. For n=1,000, the algorithm consistently reached convergence of ~99.97-99.99 before reaching a stalling point in each topology (excluding line, which performed more poorly). </w:t>
       </w:r>
     </w:p>
     <w:p>
+      <w:r>
+        <w:t xml:space="preserve">The following plot shows the push-sum performance at the 100% convergence threshold. In this case, performance was only reliable up to n=100. For n=1,000, the algorithm consistently reached convergence of ~99.97-99.99 before reaching a stalling point in each topology (excluding line, which performed more poorly). </w:t>
+      </w:r>
+    </w:p>
+    <w:p>
+      <w:pPr>
+        <w:jc w:val="center"/>
+      </w:pPr>
       <w:r>
         <w:rPr>
           <w:noProof/>
@@ -543,7 +919,7 @@
                     <pic:cNvPicPr/>
                   </pic:nvPicPr>
                   <pic:blipFill>
-                    <a:blip r:embed="rId7">
+                    <a:blip r:embed="rId8">
                       <a:extLst>
                         <a:ext uri="{28A0092B-C50C-407E-A947-70E740481C1C}">
                           <a14:useLocalDpi xmlns:a14="http://schemas.microsoft.com/office/drawing/2010/main" val="0"/>
@@ -572,31 +948,32 @@
     </w:p>
     <w:p>
       <w:r>
-        <w:t>It is understandable that perfect convergence is harder to achieve under the push-sum algorithm than the gossip algorithm, as nodes may become deactivated after just 3 rounds of inactivity, without having activated all of their neighbors (as opposed to the 10-message threshold in the gossip model). Consider, for example, a node ‘a’ in the line topology, with two neighbors. One neighbor is active and has activated node ‘a’</w:t>
-      </w:r>
-      <w:r>
-        <w:t>; the other neighbor is not yet active</w:t>
-      </w:r>
-      <w:r>
-        <w:t xml:space="preserve">. Each round, the </w:t>
-      </w:r>
-      <w:r>
-        <w:t xml:space="preserve">active </w:t>
-      </w:r>
-      <w:r>
-        <w:t>neighbor has a 50% chance of sending a message to node ‘a’</w:t>
-      </w:r>
-      <w:r>
-        <w:t>. T</w:t>
-      </w:r>
-      <w:r>
-        <w:t xml:space="preserve">hus, </w:t>
-      </w:r>
-      <w:r>
-        <w:t xml:space="preserve">node ‘a’ </w:t>
-      </w:r>
-      <w:r>
-        <w:t>has an expected lifetime of 20 rounds before deactivating (10*1/p). However, in the push-sum algorithm, the odds of receiving no message for 3 rounds in a row lead to an expected lifetime of 14 rounds ([1-(1-p)^3]/[p*(1-p)^3]). In both algorithms, the likelihood that node ‘a’ activates its other neighbor</w:t>
+        <w:t xml:space="preserve">It is understandable that perfect convergence is harder to achieve under the push-sum algorithm than the gossip algorithm, as nodes may become deactivated after just 3 rounds of inactivity, without having activated </w:t>
+      </w:r>
+      <w:proofErr w:type="gramStart"/>
+      <w:r>
+        <w:t>all of</w:t>
+      </w:r>
+      <w:proofErr w:type="gramEnd"/>
+      <w:r>
+        <w:t xml:space="preserve"> their neighbors (as opposed to the 10-message threshold in the gossip model). Consider, for example, a node ‘a’ in the line topology, with two neighbors. One neighbor is active and has activated node ‘a’; the other neighbor is not yet active. Each round, the active neighbor has a 50% chance of sending a message to node ‘a’. Thus, node ‘a’ has an expected lifetime of 20 rounds before deactivating (10*1/p). However, in the push-sum algorithm, the odds of receiving no message for 3 rounds in a row lead to an expected lifetime of 14 rounds ([1-(1-</w:t>
+      </w:r>
+      <w:proofErr w:type="gramStart"/>
+      <w:r>
+        <w:lastRenderedPageBreak/>
+        <w:t>p)^</w:t>
+      </w:r>
+      <w:proofErr w:type="gramEnd"/>
+      <w:r>
+        <w:t>3]/[p*(1-</w:t>
+      </w:r>
+      <w:proofErr w:type="gramStart"/>
+      <w:r>
+        <w:t>p)^</w:t>
+      </w:r>
+      <w:proofErr w:type="gramEnd"/>
+      <w:r>
+        <w:t>3]). In both algorithms, the likelihood that node ‘a’ activates its other neighbor</w:t>
       </w:r>
       <w:r>
         <w:t xml:space="preserve"> at each round</w:t>
@@ -608,23 +985,10 @@
         <w:t xml:space="preserve"> in push-sum than in gossip</w:t>
       </w:r>
       <w:r>
-        <w:t xml:space="preserve">. </w:t>
-      </w:r>
-      <w:r>
-        <w:t>If such a situation occurs</w:t>
-      </w:r>
-      <w:r>
-        <w:t>, the other neighbor has no chance of activation and full convergence will never be achieved.</w:t>
-      </w:r>
-      <w:r>
-        <w:t xml:space="preserve"> </w:t>
-      </w:r>
-      <w:r>
-        <w:t xml:space="preserve">In other topologies, the probabilities become much more complicated, as nodes could have any number of active and inactive neighbors, but </w:t>
-      </w:r>
-      <w:r>
-        <w:lastRenderedPageBreak/>
-        <w:t>performance seems to suggest that push-sum is overall less likely to produce 100% convergence than gossip, especially at higher values of n.</w:t>
+        <w:t xml:space="preserve">. If such a situation occurs, the other neighbor has no chance of activation and full convergence will never be achieved. </w:t>
+      </w:r>
+      <w:r>
+        <w:t>In other topologies, the probabilities become much more complicated, as nodes could have any number of active and inactive neighbors, but performance seems to suggest that push-sum is overall less likely to produce 100% convergence than gossip, especially at higher values of n.</w:t>
       </w:r>
     </w:p>
     <w:p/>
@@ -1852,4 +2216,16 @@
     </a:ext>
   </a:extLst>
 </a:theme>
+</file>
+
+<file path=customXml/item1.xml><?xml version="1.0" encoding="utf-8"?>
+<b:Sources xmlns:b="http://schemas.openxmlformats.org/officeDocument/2006/bibliography" xmlns="http://schemas.openxmlformats.org/officeDocument/2006/bibliography" SelectedStyle="\APASixthEditionOfficeOnline.xsl" StyleName="APA" Version="6"/>
+</file>
+
+<file path=customXml/itemProps1.xml><?xml version="1.0" encoding="utf-8"?>
+<ds:datastoreItem xmlns:ds="http://schemas.openxmlformats.org/officeDocument/2006/customXml" ds:itemID="{3E19DCB8-B515-469E-9488-BD51D4252A7D}">
+  <ds:schemaRefs>
+    <ds:schemaRef ds:uri="http://schemas.openxmlformats.org/officeDocument/2006/bibliography"/>
+  </ds:schemaRefs>
+</ds:datastoreItem>
 </file>
--- a/Report.docx
+++ b/Report.docx
@@ -364,13 +364,25 @@
         <w:t xml:space="preserve">. Since our algorithm </w:t>
       </w:r>
       <w:r>
-        <w:t>ensured the random actor would be chosen from the set of all actors not in the current neighbor, t</w:t>
+        <w:t xml:space="preserve">ensured the random actor would be chosen from </w:t>
+      </w:r>
+      <w:r>
+        <w:t>outside the immediate neighborhood</w:t>
+      </w:r>
+      <w:r>
+        <w:t>, t</w:t>
       </w:r>
       <w:r>
         <w:t xml:space="preserve">his meant </w:t>
       </w:r>
       <w:r>
-        <w:t xml:space="preserve">that if the random actor was selected, it would </w:t>
+        <w:t>that if the random actor was selected</w:t>
+      </w:r>
+      <w:r>
+        <w:t xml:space="preserve"> during a round</w:t>
+      </w:r>
+      <w:r>
+        <w:t xml:space="preserve">, it would </w:t>
       </w:r>
       <w:r>
         <w:t xml:space="preserve">trigger activation for </w:t>
@@ -386,15 +398,7 @@
     </w:p>
     <w:p>
       <w:r>
-        <w:t xml:space="preserve">The full topology performed well in small </w:t>
-      </w:r>
-      <w:proofErr w:type="gramStart"/>
-      <w:r>
-        <w:t>tests, but</w:t>
-      </w:r>
-      <w:proofErr w:type="gramEnd"/>
-      <w:r>
-        <w:t xml:space="preserve"> </w:t>
+        <w:t xml:space="preserve">The full topology performed well in small tests but </w:t>
       </w:r>
       <w:r>
         <w:t xml:space="preserve">degraded in time performance as the network size grew and N became larger. </w:t>
@@ -715,10 +719,7 @@
         <w:t>becoming stalled.</w:t>
       </w:r>
       <w:r>
-        <w:t xml:space="preserve"> </w:t>
-      </w:r>
-      <w:r>
-        <w:t>This suggests that for the push-sum algorithm, when using a sparse neighborhood, the higher the threshold for becoming inactive, the better the performance results.</w:t>
+        <w:t xml:space="preserve"> This suggests that for the push-sum algorithm, when using a sparse neighborhood, the higher the threshold for becoming inactive, the better the performance results.</w:t>
       </w:r>
     </w:p>
     <w:p>
@@ -798,15 +799,7 @@
         <w:t xml:space="preserve"> </w:t>
       </w:r>
       <w:r>
-        <w:t xml:space="preserve">Since every </w:t>
-      </w:r>
-      <w:proofErr w:type="gramStart"/>
-      <w:r>
-        <w:t>node,</w:t>
-      </w:r>
-      <w:proofErr w:type="gramEnd"/>
-      <w:r>
-        <w:t xml:space="preserve"> is aware of every other </w:t>
+        <w:t xml:space="preserve">Since every node is aware of every other </w:t>
       </w:r>
       <w:r>
         <w:t xml:space="preserve">in </w:t>
